--- a/skill6/skill6.docx
+++ b/skill6/skill6.docx
@@ -21,6 +21,9 @@
     </w:p>
     <w:p>
       <w:r>
+        <w:rPr>
+          <w:noProof/>
+        </w:rPr>
         <w:drawing>
           <wp:inline distT="0" distB="0" distL="0" distR="0" wp14:anchorId="1215E662" wp14:editId="0DDA5BF7">
             <wp:extent cx="2590800" cy="4325709"/>
@@ -60,6 +63,9 @@
     </w:p>
     <w:p>
       <w:r>
+        <w:rPr>
+          <w:noProof/>
+        </w:rPr>
         <w:drawing>
           <wp:inline distT="0" distB="0" distL="0" distR="0" wp14:anchorId="617570DD" wp14:editId="49E8B283">
             <wp:extent cx="4709160" cy="2658750"/>
@@ -100,6 +106,121 @@
     <w:p/>
     <w:p>
       <w:r>
+        <w:rPr>
+          <w:noProof/>
+        </w:rPr>
+        <w:lastRenderedPageBreak/>
+        <w:drawing>
+          <wp:inline distT="0" distB="0" distL="0" distR="0" wp14:anchorId="3A4785DD" wp14:editId="7A153959">
+            <wp:extent cx="5731510" cy="3223895"/>
+            <wp:effectExtent l="0" t="0" r="2540" b="0"/>
+            <wp:docPr id="1346093233" name="Picture 1"/>
+            <wp:cNvGraphicFramePr>
+              <a:graphicFrameLocks xmlns:a="http://schemas.openxmlformats.org/drawingml/2006/main" noChangeAspect="1"/>
+            </wp:cNvGraphicFramePr>
+            <a:graphic xmlns:a="http://schemas.openxmlformats.org/drawingml/2006/main">
+              <a:graphicData uri="http://schemas.openxmlformats.org/drawingml/2006/picture">
+                <pic:pic xmlns:pic="http://schemas.openxmlformats.org/drawingml/2006/picture">
+                  <pic:nvPicPr>
+                    <pic:cNvPr id="0" name="Picture 1"/>
+                    <pic:cNvPicPr>
+                      <a:picLocks noChangeAspect="1" noChangeArrowheads="1"/>
+                    </pic:cNvPicPr>
+                  </pic:nvPicPr>
+                  <pic:blipFill>
+                    <a:blip r:embed="rId6" cstate="print">
+                      <a:extLst>
+                        <a:ext uri="{28A0092B-C50C-407E-A947-70E740481C1C}">
+                          <a14:useLocalDpi xmlns:a14="http://schemas.microsoft.com/office/drawing/2010/main" val="0"/>
+                        </a:ext>
+                      </a:extLst>
+                    </a:blip>
+                    <a:srcRect/>
+                    <a:stretch>
+                      <a:fillRect/>
+                    </a:stretch>
+                  </pic:blipFill>
+                  <pic:spPr bwMode="auto">
+                    <a:xfrm>
+                      <a:off x="0" y="0"/>
+                      <a:ext cx="5731510" cy="3223895"/>
+                    </a:xfrm>
+                    <a:prstGeom prst="rect">
+                      <a:avLst/>
+                    </a:prstGeom>
+                    <a:noFill/>
+                    <a:ln>
+                      <a:noFill/>
+                    </a:ln>
+                  </pic:spPr>
+                </pic:pic>
+              </a:graphicData>
+            </a:graphic>
+          </wp:inline>
+        </w:drawing>
+      </w:r>
+    </w:p>
+    <w:p>
+      <w:r>
+        <w:rPr>
+          <w:noProof/>
+        </w:rPr>
+        <w:drawing>
+          <wp:inline distT="0" distB="0" distL="0" distR="0" wp14:anchorId="65662A7B" wp14:editId="15FBDB35">
+            <wp:extent cx="5731510" cy="3224530"/>
+            <wp:effectExtent l="0" t="0" r="2540" b="0"/>
+            <wp:docPr id="529884502" name="Picture 2"/>
+            <wp:cNvGraphicFramePr>
+              <a:graphicFrameLocks xmlns:a="http://schemas.openxmlformats.org/drawingml/2006/main" noChangeAspect="1"/>
+            </wp:cNvGraphicFramePr>
+            <a:graphic xmlns:a="http://schemas.openxmlformats.org/drawingml/2006/main">
+              <a:graphicData uri="http://schemas.openxmlformats.org/drawingml/2006/picture">
+                <pic:pic xmlns:pic="http://schemas.openxmlformats.org/drawingml/2006/picture">
+                  <pic:nvPicPr>
+                    <pic:cNvPr id="0" name="Picture 3"/>
+                    <pic:cNvPicPr>
+                      <a:picLocks noChangeAspect="1" noChangeArrowheads="1"/>
+                    </pic:cNvPicPr>
+                  </pic:nvPicPr>
+                  <pic:blipFill>
+                    <a:blip r:embed="rId7">
+                      <a:extLst>
+                        <a:ext uri="{28A0092B-C50C-407E-A947-70E740481C1C}">
+                          <a14:useLocalDpi xmlns:a14="http://schemas.microsoft.com/office/drawing/2010/main" val="0"/>
+                        </a:ext>
+                      </a:extLst>
+                    </a:blip>
+                    <a:srcRect/>
+                    <a:stretch>
+                      <a:fillRect/>
+                    </a:stretch>
+                  </pic:blipFill>
+                  <pic:spPr bwMode="auto">
+                    <a:xfrm>
+                      <a:off x="0" y="0"/>
+                      <a:ext cx="5731510" cy="3224530"/>
+                    </a:xfrm>
+                    <a:prstGeom prst="rect">
+                      <a:avLst/>
+                    </a:prstGeom>
+                    <a:noFill/>
+                    <a:ln>
+                      <a:noFill/>
+                    </a:ln>
+                  </pic:spPr>
+                </pic:pic>
+              </a:graphicData>
+            </a:graphic>
+          </wp:inline>
+        </w:drawing>
+      </w:r>
+    </w:p>
+    <w:p/>
+    <w:p>
+      <w:r>
+        <w:rPr>
+          <w:noProof/>
+        </w:rPr>
         <w:lastRenderedPageBreak/>
         <w:drawing>
           <wp:inline distT="0" distB="0" distL="0" distR="0" wp14:anchorId="623D5603" wp14:editId="4936BA60">
@@ -117,7 +238,7 @@
                     <pic:cNvPicPr/>
                   </pic:nvPicPr>
                   <pic:blipFill>
-                    <a:blip r:embed="rId6"/>
+                    <a:blip r:embed="rId8"/>
                     <a:stretch>
                       <a:fillRect/>
                     </a:stretch>
@@ -159,7 +280,7 @@
                     <pic:cNvPicPr/>
                   </pic:nvPicPr>
                   <pic:blipFill>
-                    <a:blip r:embed="rId7"/>
+                    <a:blip r:embed="rId9"/>
                     <a:stretch>
                       <a:fillRect/>
                     </a:stretch>
@@ -186,17 +307,12 @@
       <w:pPr>
         <w:pStyle w:val="Heading1"/>
       </w:pPr>
-      <w:proofErr w:type="spellStart"/>
       <w:r>
-        <w:t>Github</w:t>
-      </w:r>
-      <w:proofErr w:type="spellEnd"/>
-      <w:r>
-        <w:t xml:space="preserve"> Repo Link:</w:t>
+        <w:t>Github Repo Link:</w:t>
       </w:r>
     </w:p>
     <w:p>
-      <w:hyperlink r:id="rId8" w:history="1">
+      <w:hyperlink r:id="rId10" w:history="1">
         <w:r>
           <w:rPr>
             <w:rStyle w:val="Hyperlink"/>
@@ -204,6 +320,46 @@
           <w:t>https://github.com/harsha08-2k6/FSAD-WORKBOOK.git</w:t>
         </w:r>
       </w:hyperlink>
+    </w:p>
+    <w:p>
+      <w:r>
+        <w:lastRenderedPageBreak/>
+        <w:drawing>
+          <wp:inline distT="0" distB="0" distL="0" distR="0" wp14:anchorId="2F5E3440" wp14:editId="53B72FDC">
+            <wp:extent cx="5731510" cy="3222625"/>
+            <wp:effectExtent l="0" t="0" r="2540" b="0"/>
+            <wp:docPr id="2046063655" name="Picture 1"/>
+            <wp:cNvGraphicFramePr>
+              <a:graphicFrameLocks xmlns:a="http://schemas.openxmlformats.org/drawingml/2006/main" noChangeAspect="1"/>
+            </wp:cNvGraphicFramePr>
+            <a:graphic xmlns:a="http://schemas.openxmlformats.org/drawingml/2006/main">
+              <a:graphicData uri="http://schemas.openxmlformats.org/drawingml/2006/picture">
+                <pic:pic xmlns:pic="http://schemas.openxmlformats.org/drawingml/2006/picture">
+                  <pic:nvPicPr>
+                    <pic:cNvPr id="2046063655" name=""/>
+                    <pic:cNvPicPr/>
+                  </pic:nvPicPr>
+                  <pic:blipFill>
+                    <a:blip r:embed="rId11"/>
+                    <a:stretch>
+                      <a:fillRect/>
+                    </a:stretch>
+                  </pic:blipFill>
+                  <pic:spPr>
+                    <a:xfrm>
+                      <a:off x="0" y="0"/>
+                      <a:ext cx="5731510" cy="3222625"/>
+                    </a:xfrm>
+                    <a:prstGeom prst="rect">
+                      <a:avLst/>
+                    </a:prstGeom>
+                  </pic:spPr>
+                </pic:pic>
+              </a:graphicData>
+            </a:graphic>
+          </wp:inline>
+        </w:drawing>
+      </w:r>
     </w:p>
     <w:sectPr>
       <w:pgSz w:w="11906" w:h="16838"/>
